--- a/07_Quality_Metrics/Final_Testing_Report.docx
+++ b/07_Quality_Metrics/Final_Testing_Report.docx
@@ -36,7 +36,7 @@
       <w:pPr>
         <w:numPr>
           <w:ilvl w:val="0"/>
-          <w:numId w:val="1"/>
+          <w:numId w:val="6"/>
         </w:numPr>
       </w:pPr>
       <w:r>
@@ -54,7 +54,7 @@
       <w:pPr>
         <w:numPr>
           <w:ilvl w:val="0"/>
-          <w:numId w:val="1"/>
+          <w:numId w:val="6"/>
         </w:numPr>
       </w:pPr>
       <w:r>
@@ -72,7 +72,7 @@
       <w:pPr>
         <w:numPr>
           <w:ilvl w:val="0"/>
-          <w:numId w:val="1"/>
+          <w:numId w:val="6"/>
         </w:numPr>
       </w:pPr>
       <w:r>
@@ -87,20 +87,25 @@
       </w:r>
     </w:p>
     <w:p>
-      <w:r>
-        <w:t xml:space="preserve">2. Chỉ số Bao phủ Kiểm thử (Test Coverage) </w:t>
+      <w:pPr>
+        <w:rPr>
+          <w:b/>
+          <w:bCs/>
+        </w:rPr>
+      </w:pPr>
+      <w:r>
+        <w:rPr>
+          <w:b/>
+          <w:bCs/>
+        </w:rPr>
+        <w:t>2. Chỉ số Bao phủ Kiểm thử (Test Coverage)</w:t>
       </w:r>
     </w:p>
     <w:p>
-      <w:r>
-        <w:t>Chỉ số này đánh giá mức độ "quét" của các bài kiểm tra đối với hệ thống.</w:t>
-      </w:r>
-    </w:p>
-    <w:p>
       <w:pPr>
         <w:numPr>
           <w:ilvl w:val="0"/>
-          <w:numId w:val="2"/>
+          <w:numId w:val="7"/>
         </w:numPr>
       </w:pPr>
       <w:r>
@@ -111,14 +116,14 @@
         <w:t>Code Coverage (Backend):</w:t>
       </w:r>
       <w:r>
-        <w:t xml:space="preserve"> Sử dụng JaCoCo để đo lường tầng Service (Mục tiêu &gt; 60%).</w:t>
+        <w:t xml:space="preserve"> Dựa trên báo cáo JaCoCo thực tế.</w:t>
       </w:r>
     </w:p>
     <w:p>
       <w:pPr>
         <w:numPr>
           <w:ilvl w:val="0"/>
-          <w:numId w:val="2"/>
+          <w:numId w:val="7"/>
         </w:numPr>
       </w:pPr>
       <w:r>
@@ -126,10 +131,10 @@
           <w:b/>
           <w:bCs/>
         </w:rPr>
-        <w:t>Requirements Coverage:</w:t>
-      </w:r>
-      <w:r>
-        <w:t xml:space="preserve"> Tỷ lệ phần trăm các yêu cầu nghiệp vụ (từ SRS) đã có Test Case tương ứng.</w:t>
+        <w:t>Functional Coverage:</w:t>
+      </w:r>
+      <w:r>
+        <w:t xml:space="preserve"> Tỷ lệ phần trăm yêu cầu nghiệp vụ đã có Test Case.</w:t>
       </w:r>
     </w:p>
     <w:tbl>
@@ -143,9 +148,9 @@
         <w:tblLook w:val="04A0" w:firstRow="1" w:lastRow="0" w:firstColumn="1" w:lastColumn="0" w:noHBand="0" w:noVBand="1"/>
       </w:tblPr>
       <w:tblGrid>
-        <w:gridCol w:w="2493"/>
-        <w:gridCol w:w="1063"/>
-        <w:gridCol w:w="5522"/>
+        <w:gridCol w:w="2407"/>
+        <w:gridCol w:w="1036"/>
+        <w:gridCol w:w="5901"/>
       </w:tblGrid>
       <w:tr>
         <w:trPr>
@@ -265,7 +270,7 @@
                 <w:b/>
                 <w:bCs/>
               </w:rPr>
-              <w:t>Unit Test Coverage</w:t>
+              <w:t>Instruction Coverage</w:t>
             </w:r>
           </w:p>
         </w:tc>
@@ -289,7 +294,11 @@
           </w:tcPr>
           <w:p>
             <w:r>
-              <w:t>65%</w:t>
+              <w:rPr>
+                <w:b/>
+                <w:bCs/>
+              </w:rPr>
+              <w:t>21%</w:t>
             </w:r>
           </w:p>
         </w:tc>
@@ -313,7 +322,92 @@
           </w:tcPr>
           <w:p>
             <w:r>
-              <w:t>Do Thành viên 2 thực hiện trên Spring Boot.</w:t>
+              <w:t>Tổng mức bao phủ lệnh trên toàn dự án BE.</w:t>
+            </w:r>
+          </w:p>
+        </w:tc>
+      </w:tr>
+      <w:tr>
+        <w:trPr>
+          <w:tblCellSpacing w:w="15" w:type="dxa"/>
+        </w:trPr>
+        <w:tc>
+          <w:tcPr>
+            <w:tcW w:w="0" w:type="auto"/>
+            <w:tcBorders>
+              <w:top w:val="single" w:sz="6" w:space="0" w:color="auto"/>
+              <w:left w:val="single" w:sz="6" w:space="0" w:color="auto"/>
+              <w:bottom w:val="single" w:sz="6" w:space="0" w:color="auto"/>
+              <w:right w:val="single" w:sz="6" w:space="0" w:color="auto"/>
+            </w:tcBorders>
+            <w:tcMar>
+              <w:top w:w="240" w:type="dxa"/>
+              <w:left w:w="0" w:type="dxa"/>
+              <w:bottom w:w="240" w:type="dxa"/>
+              <w:right w:w="180" w:type="dxa"/>
+            </w:tcMar>
+            <w:vAlign w:val="center"/>
+            <w:hideMark/>
+          </w:tcPr>
+          <w:p>
+            <w:r>
+              <w:rPr>
+                <w:b/>
+                <w:bCs/>
+              </w:rPr>
+              <w:t>Branch Coverage</w:t>
+            </w:r>
+          </w:p>
+        </w:tc>
+        <w:tc>
+          <w:tcPr>
+            <w:tcW w:w="0" w:type="auto"/>
+            <w:tcBorders>
+              <w:top w:val="single" w:sz="6" w:space="0" w:color="auto"/>
+              <w:left w:val="single" w:sz="6" w:space="0" w:color="auto"/>
+              <w:bottom w:val="single" w:sz="6" w:space="0" w:color="auto"/>
+              <w:right w:val="single" w:sz="6" w:space="0" w:color="auto"/>
+            </w:tcBorders>
+            <w:tcMar>
+              <w:top w:w="240" w:type="dxa"/>
+              <w:left w:w="0" w:type="dxa"/>
+              <w:bottom w:w="240" w:type="dxa"/>
+              <w:right w:w="180" w:type="dxa"/>
+            </w:tcMar>
+            <w:vAlign w:val="center"/>
+            <w:hideMark/>
+          </w:tcPr>
+          <w:p>
+            <w:r>
+              <w:rPr>
+                <w:b/>
+                <w:bCs/>
+              </w:rPr>
+              <w:t>13%</w:t>
+            </w:r>
+          </w:p>
+        </w:tc>
+        <w:tc>
+          <w:tcPr>
+            <w:tcW w:w="0" w:type="auto"/>
+            <w:tcBorders>
+              <w:top w:val="single" w:sz="6" w:space="0" w:color="auto"/>
+              <w:left w:val="single" w:sz="6" w:space="0" w:color="auto"/>
+              <w:bottom w:val="single" w:sz="6" w:space="0" w:color="auto"/>
+              <w:right w:val="single" w:sz="6" w:space="0" w:color="auto"/>
+            </w:tcBorders>
+            <w:tcMar>
+              <w:top w:w="240" w:type="dxa"/>
+              <w:left w:w="0" w:type="dxa"/>
+              <w:bottom w:w="240" w:type="dxa"/>
+              <w:right w:w="0" w:type="dxa"/>
+            </w:tcMar>
+            <w:vAlign w:val="center"/>
+            <w:hideMark/>
+          </w:tcPr>
+          <w:p>
+            <w:r>
+              <w:t>Độ bao phủ các nhánh logic (Thành viên 2 thực hiện).</w:t>
             </w:r>
           </w:p>
         </w:tc>
@@ -370,6 +464,10 @@
           </w:tcPr>
           <w:p>
             <w:r>
+              <w:rPr>
+                <w:b/>
+                <w:bCs/>
+              </w:rPr>
               <w:t>100%</w:t>
             </w:r>
           </w:p>
@@ -394,27 +492,37 @@
           </w:tcPr>
           <w:p>
             <w:r>
-              <w:t>Đã bao phủ 3 module: Tài khoản, Giao việc, Đánh giá.</w:t>
+              <w:t>Đã bao phủ các module: Login, MicroTask, Evaluation, System.</w:t>
             </w:r>
           </w:p>
         </w:tc>
       </w:tr>
     </w:tbl>
     <w:p>
-      <w:r>
-        <w:t xml:space="preserve">3. Chỉ số Thực thi Kiểm thử (Test Execution Rate) </w:t>
+      <w:pPr>
+        <w:rPr>
+          <w:b/>
+          <w:bCs/>
+        </w:rPr>
+      </w:pPr>
+      <w:r>
+        <w:rPr>
+          <w:b/>
+          <w:bCs/>
+        </w:rPr>
+        <w:t>3. Chỉ số Thực thi Kiểm thử (Test Execution Rate)</w:t>
       </w:r>
     </w:p>
     <w:p>
       <w:r>
-        <w:t>Thống kê từ file Excel Test Case tại thư mục 01_BlackBox_Testing.</w:t>
+        <w:t>Tổng hợp từ 2 file TestCases_Function_FE.xlsx (45 cases) và TestCases_API_BE.xlsx (25 cases).</w:t>
       </w:r>
     </w:p>
     <w:p>
       <w:pPr>
         <w:numPr>
           <w:ilvl w:val="0"/>
-          <w:numId w:val="3"/>
+          <w:numId w:val="8"/>
         </w:numPr>
       </w:pPr>
       <w:r>
@@ -425,14 +533,14 @@
         <w:t>Tổng số Test Cases:</w:t>
       </w:r>
       <w:r>
-        <w:t xml:space="preserve"> (Ví dụ: 100 cases).</w:t>
+        <w:t xml:space="preserve"> 70 cases.</w:t>
       </w:r>
     </w:p>
     <w:p>
       <w:pPr>
         <w:numPr>
           <w:ilvl w:val="0"/>
-          <w:numId w:val="3"/>
+          <w:numId w:val="8"/>
         </w:numPr>
       </w:pPr>
       <w:r>
@@ -443,14 +551,14 @@
         <w:t>Đã chạy (Executed):</w:t>
       </w:r>
       <w:r>
-        <w:t xml:space="preserve"> 100%.</w:t>
+        <w:t xml:space="preserve"> 70 (100%).</w:t>
       </w:r>
     </w:p>
     <w:p>
       <w:pPr>
         <w:numPr>
           <w:ilvl w:val="0"/>
-          <w:numId w:val="3"/>
+          <w:numId w:val="8"/>
         </w:numPr>
       </w:pPr>
       <w:r>
@@ -461,14 +569,14 @@
         <w:t>Vượt qua (Pass):</w:t>
       </w:r>
       <w:r>
-        <w:t xml:space="preserve"> 85%.</w:t>
+        <w:t xml:space="preserve"> 28 (40%).</w:t>
       </w:r>
     </w:p>
     <w:p>
       <w:pPr>
         <w:numPr>
           <w:ilvl w:val="0"/>
-          <w:numId w:val="3"/>
+          <w:numId w:val="8"/>
         </w:numPr>
       </w:pPr>
       <w:r>
@@ -479,75 +587,40 @@
         <w:t>Thất bại (Fail):</w:t>
       </w:r>
       <w:r>
-        <w:t xml:space="preserve"> 15%.</w:t>
+        <w:t xml:space="preserve"> 42 (60%).</w:t>
       </w:r>
     </w:p>
     <w:p>
-      <w:pPr>
+      <w:r>
         <w:rPr>
           <w:b/>
           <w:bCs/>
         </w:rPr>
-      </w:pPr>
-      <w:r>
+        <w:lastRenderedPageBreak/>
+        <w:t>Nhận xét:</w:t>
+      </w:r>
+      <w:r>
+        <w:t xml:space="preserve"> Tỷ lệ Fail cao (60%) do tập trung vào kiểm thử biên và các luồng logic phức tạp chưa được xử lý triệt để ở Front-end.</w:t>
+      </w:r>
+    </w:p>
+    <w:p>
+      <w:pPr>
         <w:rPr>
           <w:b/>
           <w:bCs/>
         </w:rPr>
-        <w:t>Công thức tính:</w:t>
+      </w:pPr>
+      <w:r>
+        <w:rPr>
+          <w:b/>
+          <w:bCs/>
+        </w:rPr>
+        <w:t>4. Chỉ số Mật độ lỗi (Defect Density)</w:t>
       </w:r>
     </w:p>
     <w:p>
       <w:r>
-        <w:t xml:space="preserve"> </w:t>
-      </w:r>
-      <w:r>
-        <w:drawing>
-          <wp:inline distT="0" distB="0" distL="0" distR="0" wp14:anchorId="65943158" wp14:editId="0135E340">
-            <wp:extent cx="3419952" cy="400106"/>
-            <wp:effectExtent l="0" t="0" r="0" b="0"/>
-            <wp:docPr id="1" name="Picture 1"/>
-            <wp:cNvGraphicFramePr>
-              <a:graphicFrameLocks xmlns:a="http://schemas.openxmlformats.org/drawingml/2006/main" noChangeAspect="1"/>
-            </wp:cNvGraphicFramePr>
-            <a:graphic xmlns:a="http://schemas.openxmlformats.org/drawingml/2006/main">
-              <a:graphicData uri="http://schemas.openxmlformats.org/drawingml/2006/picture">
-                <pic:pic xmlns:pic="http://schemas.openxmlformats.org/drawingml/2006/picture">
-                  <pic:nvPicPr>
-                    <pic:cNvPr id="1" name=""/>
-                    <pic:cNvPicPr/>
-                  </pic:nvPicPr>
-                  <pic:blipFill>
-                    <a:blip r:embed="rId5"/>
-                    <a:stretch>
-                      <a:fillRect/>
-                    </a:stretch>
-                  </pic:blipFill>
-                  <pic:spPr>
-                    <a:xfrm>
-                      <a:off x="0" y="0"/>
-                      <a:ext cx="3419952" cy="400106"/>
-                    </a:xfrm>
-                    <a:prstGeom prst="rect">
-                      <a:avLst/>
-                    </a:prstGeom>
-                  </pic:spPr>
-                </pic:pic>
-              </a:graphicData>
-            </a:graphic>
-          </wp:inline>
-        </w:drawing>
-      </w:r>
-    </w:p>
-    <w:p>
-      <w:r>
-        <w:t xml:space="preserve">4. Chỉ số Mật độ lỗi (Defect Density) </w:t>
-      </w:r>
-    </w:p>
-    <w:p>
-      <w:r>
-        <w:lastRenderedPageBreak/>
-        <w:t>Chỉ số này giúp xác định module nào kém ổn định nhất trong dự án InternHub.</w:t>
+        <w:t>Thống kê dựa trên 18 lỗi đã chuẩn hóa trong Bug Log.</w:t>
       </w:r>
     </w:p>
     <w:tbl>
@@ -561,7 +634,7 @@
         <w:tblLook w:val="04A0" w:firstRow="1" w:lastRow="0" w:firstColumn="1" w:lastColumn="0" w:noHBand="0" w:noVBand="1"/>
       </w:tblPr>
       <w:tblGrid>
-        <w:gridCol w:w="2598"/>
+        <w:gridCol w:w="2545"/>
         <w:gridCol w:w="2245"/>
         <w:gridCol w:w="1745"/>
       </w:tblGrid>
@@ -679,84 +752,11 @@
           </w:tcPr>
           <w:p>
             <w:r>
-              <w:t>Quản lý Tài khoản</w:t>
-            </w:r>
-          </w:p>
-        </w:tc>
-        <w:tc>
-          <w:tcPr>
-            <w:tcW w:w="0" w:type="auto"/>
-            <w:tcBorders>
-              <w:top w:val="single" w:sz="6" w:space="0" w:color="auto"/>
-              <w:left w:val="single" w:sz="6" w:space="0" w:color="auto"/>
-              <w:bottom w:val="single" w:sz="6" w:space="0" w:color="auto"/>
-              <w:right w:val="single" w:sz="6" w:space="0" w:color="auto"/>
-            </w:tcBorders>
-            <w:tcMar>
-              <w:top w:w="240" w:type="dxa"/>
-              <w:left w:w="0" w:type="dxa"/>
-              <w:bottom w:w="240" w:type="dxa"/>
-              <w:right w:w="180" w:type="dxa"/>
-            </w:tcMar>
-            <w:vAlign w:val="center"/>
-            <w:hideMark/>
-          </w:tcPr>
-          <w:p>
-            <w:r>
-              <w:t>3</w:t>
-            </w:r>
-          </w:p>
-        </w:tc>
-        <w:tc>
-          <w:tcPr>
-            <w:tcW w:w="0" w:type="auto"/>
-            <w:tcBorders>
-              <w:top w:val="single" w:sz="6" w:space="0" w:color="auto"/>
-              <w:left w:val="single" w:sz="6" w:space="0" w:color="auto"/>
-              <w:bottom w:val="single" w:sz="6" w:space="0" w:color="auto"/>
-              <w:right w:val="single" w:sz="6" w:space="0" w:color="auto"/>
-            </w:tcBorders>
-            <w:tcMar>
-              <w:top w:w="240" w:type="dxa"/>
-              <w:left w:w="0" w:type="dxa"/>
-              <w:bottom w:w="240" w:type="dxa"/>
-              <w:right w:w="0" w:type="dxa"/>
-            </w:tcMar>
-            <w:vAlign w:val="center"/>
-            <w:hideMark/>
-          </w:tcPr>
-          <w:p>
-            <w:r>
-              <w:t>Thấp</w:t>
-            </w:r>
-          </w:p>
-        </w:tc>
-      </w:tr>
-      <w:tr>
-        <w:trPr>
-          <w:tblCellSpacing w:w="15" w:type="dxa"/>
-        </w:trPr>
-        <w:tc>
-          <w:tcPr>
-            <w:tcW w:w="0" w:type="auto"/>
-            <w:tcBorders>
-              <w:top w:val="single" w:sz="6" w:space="0" w:color="auto"/>
-              <w:left w:val="single" w:sz="6" w:space="0" w:color="auto"/>
-              <w:bottom w:val="single" w:sz="6" w:space="0" w:color="auto"/>
-              <w:right w:val="single" w:sz="6" w:space="0" w:color="auto"/>
-            </w:tcBorders>
-            <w:tcMar>
-              <w:top w:w="240" w:type="dxa"/>
-              <w:left w:w="0" w:type="dxa"/>
-              <w:bottom w:w="240" w:type="dxa"/>
-              <w:right w:w="180" w:type="dxa"/>
-            </w:tcMar>
-            <w:vAlign w:val="center"/>
-            <w:hideMark/>
-          </w:tcPr>
-          <w:p>
-            <w:r>
-              <w:t>Giao việc (MicroTask)</w:t>
+              <w:rPr>
+                <w:b/>
+                <w:bCs/>
+              </w:rPr>
+              <w:t>MicroTask (Giao việc)</w:t>
             </w:r>
           </w:p>
         </w:tc>
@@ -808,10 +808,7 @@
                 <w:b/>
                 <w:bCs/>
               </w:rPr>
-              <w:t>Cao</w:t>
-            </w:r>
-            <w:r>
-              <w:t xml:space="preserve"> (Cần chú ý)</w:t>
+              <w:t>Rất Cao</w:t>
             </w:r>
           </w:p>
         </w:tc>
@@ -840,7 +837,96 @@
           </w:tcPr>
           <w:p>
             <w:r>
-              <w:t>Đánh giá Thực tập sinh</w:t>
+              <w:rPr>
+                <w:b/>
+                <w:bCs/>
+              </w:rPr>
+              <w:t>Evaluation (Đánh giá)</w:t>
+            </w:r>
+          </w:p>
+        </w:tc>
+        <w:tc>
+          <w:tcPr>
+            <w:tcW w:w="0" w:type="auto"/>
+            <w:tcBorders>
+              <w:top w:val="single" w:sz="6" w:space="0" w:color="auto"/>
+              <w:left w:val="single" w:sz="6" w:space="0" w:color="auto"/>
+              <w:bottom w:val="single" w:sz="6" w:space="0" w:color="auto"/>
+              <w:right w:val="single" w:sz="6" w:space="0" w:color="auto"/>
+            </w:tcBorders>
+            <w:tcMar>
+              <w:top w:w="240" w:type="dxa"/>
+              <w:left w:w="0" w:type="dxa"/>
+              <w:bottom w:w="240" w:type="dxa"/>
+              <w:right w:w="180" w:type="dxa"/>
+            </w:tcMar>
+            <w:vAlign w:val="center"/>
+            <w:hideMark/>
+          </w:tcPr>
+          <w:p>
+            <w:r>
+              <w:t>6</w:t>
+            </w:r>
+          </w:p>
+        </w:tc>
+        <w:tc>
+          <w:tcPr>
+            <w:tcW w:w="0" w:type="auto"/>
+            <w:tcBorders>
+              <w:top w:val="single" w:sz="6" w:space="0" w:color="auto"/>
+              <w:left w:val="single" w:sz="6" w:space="0" w:color="auto"/>
+              <w:bottom w:val="single" w:sz="6" w:space="0" w:color="auto"/>
+              <w:right w:val="single" w:sz="6" w:space="0" w:color="auto"/>
+            </w:tcBorders>
+            <w:tcMar>
+              <w:top w:w="240" w:type="dxa"/>
+              <w:left w:w="0" w:type="dxa"/>
+              <w:bottom w:w="240" w:type="dxa"/>
+              <w:right w:w="0" w:type="dxa"/>
+            </w:tcMar>
+            <w:vAlign w:val="center"/>
+            <w:hideMark/>
+          </w:tcPr>
+          <w:p>
+            <w:r>
+              <w:rPr>
+                <w:b/>
+                <w:bCs/>
+              </w:rPr>
+              <w:t>Cao</w:t>
+            </w:r>
+          </w:p>
+        </w:tc>
+      </w:tr>
+      <w:tr>
+        <w:trPr>
+          <w:tblCellSpacing w:w="15" w:type="dxa"/>
+        </w:trPr>
+        <w:tc>
+          <w:tcPr>
+            <w:tcW w:w="0" w:type="auto"/>
+            <w:tcBorders>
+              <w:top w:val="single" w:sz="6" w:space="0" w:color="auto"/>
+              <w:left w:val="single" w:sz="6" w:space="0" w:color="auto"/>
+              <w:bottom w:val="single" w:sz="6" w:space="0" w:color="auto"/>
+              <w:right w:val="single" w:sz="6" w:space="0" w:color="auto"/>
+            </w:tcBorders>
+            <w:tcMar>
+              <w:top w:w="240" w:type="dxa"/>
+              <w:left w:w="0" w:type="dxa"/>
+              <w:bottom w:w="240" w:type="dxa"/>
+              <w:right w:w="180" w:type="dxa"/>
+            </w:tcMar>
+            <w:vAlign w:val="center"/>
+            <w:hideMark/>
+          </w:tcPr>
+          <w:p>
+            <w:r>
+              <w:rPr>
+                <w:b/>
+                <w:bCs/>
+              </w:rPr>
+              <w:t>Security &amp; System</w:t>
             </w:r>
           </w:p>
         </w:tc>
@@ -900,66 +986,37 @@
           <w:b/>
           <w:bCs/>
         </w:rPr>
-        <w:t>Công thức tính:</w:t>
-      </w:r>
-      <w:r>
-        <w:t xml:space="preserve"> </w:t>
+        <w:t>Mật độ lỗi:</w:t>
+      </w:r>
+      <w:r>
+        <w:t xml:space="preserve"> ~2.5 lỗi/module (Tính trên 7 module chính của hệ thống).</w:t>
       </w:r>
     </w:p>
     <w:p>
-      <w:r>
-        <w:drawing>
-          <wp:inline distT="0" distB="0" distL="0" distR="0" wp14:anchorId="4CD4AA57" wp14:editId="1597A958">
-            <wp:extent cx="4267796" cy="562053"/>
-            <wp:effectExtent l="0" t="0" r="0" b="9525"/>
-            <wp:docPr id="2" name="Picture 2"/>
-            <wp:cNvGraphicFramePr>
-              <a:graphicFrameLocks xmlns:a="http://schemas.openxmlformats.org/drawingml/2006/main" noChangeAspect="1"/>
-            </wp:cNvGraphicFramePr>
-            <a:graphic xmlns:a="http://schemas.openxmlformats.org/drawingml/2006/main">
-              <a:graphicData uri="http://schemas.openxmlformats.org/drawingml/2006/picture">
-                <pic:pic xmlns:pic="http://schemas.openxmlformats.org/drawingml/2006/picture">
-                  <pic:nvPicPr>
-                    <pic:cNvPr id="1" name=""/>
-                    <pic:cNvPicPr/>
-                  </pic:nvPicPr>
-                  <pic:blipFill>
-                    <a:blip r:embed="rId6"/>
-                    <a:stretch>
-                      <a:fillRect/>
-                    </a:stretch>
-                  </pic:blipFill>
-                  <pic:spPr>
-                    <a:xfrm>
-                      <a:off x="0" y="0"/>
-                      <a:ext cx="4267796" cy="562053"/>
-                    </a:xfrm>
-                    <a:prstGeom prst="rect">
-                      <a:avLst/>
-                    </a:prstGeom>
-                  </pic:spPr>
-                </pic:pic>
-              </a:graphicData>
-            </a:graphic>
-          </wp:inline>
-        </w:drawing>
+      <w:pPr>
+        <w:rPr>
+          <w:b/>
+          <w:bCs/>
+        </w:rPr>
+      </w:pPr>
+      <w:r>
+        <w:rPr>
+          <w:b/>
+          <w:bCs/>
+        </w:rPr>
+        <w:t>5. Quản lý trạng thái lỗi (Defect Status)</w:t>
       </w:r>
     </w:p>
     <w:p>
       <w:r>
-        <w:t xml:space="preserve">5. Quản lý trạng thái lỗi (Defect Status) </w:t>
+        <w:t>Dựa trên bảng theo dõi lỗi của nhóm:</w:t>
       </w:r>
     </w:p>
     <w:p>
-      <w:r>
-        <w:t>Thống kê dựa trên bảng Trello/Jira của nhóm.</w:t>
-      </w:r>
-    </w:p>
-    <w:p>
       <w:pPr>
         <w:numPr>
           <w:ilvl w:val="0"/>
-          <w:numId w:val="4"/>
+          <w:numId w:val="9"/>
         </w:numPr>
       </w:pPr>
       <w:r>
@@ -970,14 +1027,14 @@
         <w:t>Tổng số lỗi phát hiện:</w:t>
       </w:r>
       <w:r>
-        <w:t xml:space="preserve"> 15 lỗi thực tế.</w:t>
+        <w:t xml:space="preserve"> 18.</w:t>
       </w:r>
     </w:p>
     <w:p>
       <w:pPr>
         <w:numPr>
           <w:ilvl w:val="0"/>
-          <w:numId w:val="4"/>
+          <w:numId w:val="9"/>
         </w:numPr>
       </w:pPr>
       <w:r>
@@ -985,17 +1042,17 @@
           <w:b/>
           <w:bCs/>
         </w:rPr>
-        <w:t>Đã đóng (Closed/Done):</w:t>
-      </w:r>
-      <w:r>
-        <w:t xml:space="preserve"> 12 lỗi.</w:t>
+        <w:t>Mức độ Critical/High:</w:t>
+      </w:r>
+      <w:r>
+        <w:t xml:space="preserve"> 12 (67%).</w:t>
       </w:r>
     </w:p>
     <w:p>
       <w:pPr>
         <w:numPr>
           <w:ilvl w:val="0"/>
-          <w:numId w:val="4"/>
+          <w:numId w:val="9"/>
         </w:numPr>
       </w:pPr>
       <w:r>
@@ -1003,53 +1060,32 @@
           <w:b/>
           <w:bCs/>
         </w:rPr>
-        <w:t>Đang sửa (In Progress):</w:t>
-      </w:r>
-      <w:r>
-        <w:t xml:space="preserve"> 3 lỗi.</w:t>
+        <w:t>Trạng thái:</w:t>
+      </w:r>
+      <w:r>
+        <w:t xml:space="preserve"> 15 Open, 3 In Progress.</w:t>
       </w:r>
     </w:p>
     <w:p>
-      <w:r>
-        <w:t xml:space="preserve">6. Đánh giá chất lượng và Kết luận </w:t>
-      </w:r>
-    </w:p>
-    <w:p>
-      <w:pPr>
-        <w:numPr>
-          <w:ilvl w:val="0"/>
-          <w:numId w:val="5"/>
-        </w:numPr>
-      </w:pPr>
-      <w:r>
-        <w:t xml:space="preserve">Dựa trên kết quả </w:t>
-      </w:r>
-      <w:r>
+      <w:pPr>
         <w:rPr>
           <w:b/>
           <w:bCs/>
         </w:rPr>
-        <w:t>Pass Rate &gt; 80%</w:t>
-      </w:r>
-      <w:r>
-        <w:t xml:space="preserve"> và </w:t>
-      </w:r>
+      </w:pPr>
       <w:r>
         <w:rPr>
           <w:b/>
           <w:bCs/>
         </w:rPr>
-        <w:t>Code Coverage &gt; 60%</w:t>
-      </w:r>
-      <w:r>
-        <w:t>, hệ thống InternHub đủ điều kiện để bàn giao/bảo vệ dự án.</w:t>
+        <w:t>6. Đánh giá chất lượng và Kết luận</w:t>
       </w:r>
     </w:p>
     <w:p>
       <w:pPr>
         <w:numPr>
           <w:ilvl w:val="0"/>
-          <w:numId w:val="5"/>
+          <w:numId w:val="10"/>
         </w:numPr>
       </w:pPr>
       <w:r>
@@ -1057,10 +1093,95 @@
           <w:b/>
           <w:bCs/>
         </w:rPr>
-        <w:t>Rủi ro còn tồn tại:</w:t>
-      </w:r>
-      <w:r>
-        <w:t xml:space="preserve"> Module Giao việc có mật độ lỗi cao, cần thực hiện kiểm thử hồi quy kỹ lưỡng.</w:t>
+        <w:t>Về Backend:</w:t>
+      </w:r>
+      <w:r>
+        <w:t xml:space="preserve"> Code Coverage (Instruction: 21%) chưa đạt mục tiêu 60%. Cần bổ sung Unit Test cho tầng Service để đảm bảo an toàn cho logic nghiệp vụ.</w:t>
+      </w:r>
+    </w:p>
+    <w:p>
+      <w:pPr>
+        <w:numPr>
+          <w:ilvl w:val="0"/>
+          <w:numId w:val="10"/>
+        </w:numPr>
+      </w:pPr>
+      <w:r>
+        <w:rPr>
+          <w:b/>
+          <w:bCs/>
+        </w:rPr>
+        <w:t>Về Chức năng:</w:t>
+      </w:r>
+      <w:r>
+        <w:t xml:space="preserve"> Module </w:t>
+      </w:r>
+      <w:r>
+        <w:rPr>
+          <w:b/>
+          <w:bCs/>
+        </w:rPr>
+        <w:t>MicroTask</w:t>
+      </w:r>
+      <w:r>
+        <w:t xml:space="preserve"> và </w:t>
+      </w:r>
+      <w:r>
+        <w:rPr>
+          <w:b/>
+          <w:bCs/>
+        </w:rPr>
+        <w:t>Evaluation</w:t>
+      </w:r>
+      <w:r>
+        <w:t xml:space="preserve"> hiện có nhiều lỗi nhất, đặc biệt là lỗi về Validation (điểm số, ngày tháng) và logic khóa dữ liệu (Locked status).</w:t>
+      </w:r>
+    </w:p>
+    <w:p>
+      <w:pPr>
+        <w:numPr>
+          <w:ilvl w:val="0"/>
+          <w:numId w:val="10"/>
+        </w:numPr>
+      </w:pPr>
+      <w:r>
+        <w:rPr>
+          <w:b/>
+          <w:bCs/>
+        </w:rPr>
+        <w:t>Về Bảo mật:</w:t>
+      </w:r>
+      <w:r>
+        <w:t xml:space="preserve"> Phát hiện 2 lỗi Critical liên quan đến phân quyền API (Intern có thể xem/xóa dữ liệu của người khác).</w:t>
+      </w:r>
+    </w:p>
+    <w:p>
+      <w:pPr>
+        <w:numPr>
+          <w:ilvl w:val="0"/>
+          <w:numId w:val="10"/>
+        </w:numPr>
+      </w:pPr>
+      <w:r>
+        <w:rPr>
+          <w:b/>
+          <w:bCs/>
+        </w:rPr>
+        <w:lastRenderedPageBreak/>
+        <w:t>Kết luận:</w:t>
+      </w:r>
+      <w:r>
+        <w:t xml:space="preserve"> Hệ thống hiện tại </w:t>
+      </w:r>
+      <w:r>
+        <w:rPr>
+          <w:b/>
+          <w:bCs/>
+        </w:rPr>
+        <w:t>chưa đủ điều kiện release</w:t>
+      </w:r>
+      <w:r>
+        <w:t xml:space="preserve"> thực tế nhưng đã hoàn thành giai đoạn kiểm thử diện rộng, xác định rõ các vùng rủi ro để Dev tập trung sửa lỗi trong Sprint tới.</w:t>
       </w:r>
     </w:p>
     <w:p/>
@@ -1077,6 +1198,268 @@
 <file path=word/numbering.xml><?xml version="1.0" encoding="utf-8"?>
 <w:numbering xmlns:wpc="http://schemas.microsoft.com/office/word/2010/wordprocessingCanvas" xmlns:cx="http://schemas.microsoft.com/office/drawing/2014/chartex" xmlns:cx1="http://schemas.microsoft.com/office/drawing/2015/9/8/chartex" xmlns:cx2="http://schemas.microsoft.com/office/drawing/2015/10/21/chartex" xmlns:cx3="http://schemas.microsoft.com/office/drawing/2016/5/9/chartex" xmlns:cx4="http://schemas.microsoft.com/office/drawing/2016/5/10/chartex" xmlns:cx5="http://schemas.microsoft.com/office/drawing/2016/5/11/chartex" xmlns:cx6="http://schemas.microsoft.com/office/drawing/2016/5/12/chartex" xmlns:cx7="http://schemas.microsoft.com/office/drawing/2016/5/13/chartex" xmlns:cx8="http://schemas.microsoft.com/office/drawing/2016/5/14/chartex" xmlns:mc="http://schemas.openxmlformats.org/markup-compatibility/2006" xmlns:aink="http://schemas.microsoft.com/office/drawing/2016/ink" xmlns:am3d="http://schemas.microsoft.com/office/drawing/2017/model3d" xmlns:o="urn:schemas-microsoft-com:office:office" xmlns:oel="http://schemas.microsoft.com/office/2019/extlst" xmlns:r="http://schemas.openxmlformats.org/officeDocument/2006/relationships" xmlns:m="http://schemas.openxmlformats.org/officeDocument/2006/math" xmlns:v="urn:schemas-microsoft-com:vml" xmlns:wp14="http://schemas.microsoft.com/office/word/2010/wordprocessingDrawing" xmlns:wp="http://schemas.openxmlformats.org/drawingml/2006/wordprocessingDrawing" xmlns:w10="urn:schemas-microsoft-com:office:word" xmlns:w="http://schemas.openxmlformats.org/wordprocessingml/2006/main" xmlns:w14="http://schemas.microsoft.com/office/word/2010/wordml" xmlns:w15="http://schemas.microsoft.com/office/word/2012/wordml" xmlns:w16cex="http://schemas.microsoft.com/office/word/2018/wordml/cex" xmlns:w16cid="http://schemas.microsoft.com/office/word/2016/wordml/cid" xmlns:w16="http://schemas.microsoft.com/office/word/2018/wordml" xmlns:w16sdtdh="http://schemas.microsoft.com/office/word/2020/wordml/sdtdatahash" xmlns:w16se="http://schemas.microsoft.com/office/word/2015/wordml/symex" xmlns:wpg="http://schemas.microsoft.com/office/word/2010/wordprocessingGroup" xmlns:wpi="http://schemas.microsoft.com/office/word/2010/wordprocessingInk" xmlns:wne="http://schemas.microsoft.com/office/word/2006/wordml" xmlns:wps="http://schemas.microsoft.com/office/word/2010/wordprocessingShape" mc:Ignorable="w14 w15 w16se w16cid w16 w16cex w16sdtdh wp14">
   <w:abstractNum w:abstractNumId="0" w15:restartNumberingAfterBreak="0">
+    <w:nsid w:val="00491A8F"/>
+    <w:multiLevelType w:val="multilevel"/>
+    <w:tmpl w:val="1E7C0252"/>
+    <w:lvl w:ilvl="0">
+      <w:start w:val="1"/>
+      <w:numFmt w:val="bullet"/>
+      <w:lvlText w:val=""/>
+      <w:lvlJc w:val="left"/>
+      <w:pPr>
+        <w:tabs>
+          <w:tab w:val="num" w:pos="720"/>
+        </w:tabs>
+        <w:ind w:left="720" w:hanging="360"/>
+      </w:pPr>
+      <w:rPr>
+        <w:rFonts w:ascii="Symbol" w:hAnsi="Symbol" w:hint="default"/>
+        <w:sz w:val="20"/>
+      </w:rPr>
+    </w:lvl>
+    <w:lvl w:ilvl="1" w:tentative="1">
+      <w:start w:val="1"/>
+      <w:numFmt w:val="bullet"/>
+      <w:lvlText w:val="o"/>
+      <w:lvlJc w:val="left"/>
+      <w:pPr>
+        <w:tabs>
+          <w:tab w:val="num" w:pos="1440"/>
+        </w:tabs>
+        <w:ind w:left="1440" w:hanging="360"/>
+      </w:pPr>
+      <w:rPr>
+        <w:rFonts w:ascii="Courier New" w:hAnsi="Courier New" w:hint="default"/>
+        <w:sz w:val="20"/>
+      </w:rPr>
+    </w:lvl>
+    <w:lvl w:ilvl="2" w:tentative="1">
+      <w:start w:val="1"/>
+      <w:numFmt w:val="bullet"/>
+      <w:lvlText w:val=""/>
+      <w:lvlJc w:val="left"/>
+      <w:pPr>
+        <w:tabs>
+          <w:tab w:val="num" w:pos="2160"/>
+        </w:tabs>
+        <w:ind w:left="2160" w:hanging="360"/>
+      </w:pPr>
+      <w:rPr>
+        <w:rFonts w:ascii="Wingdings" w:hAnsi="Wingdings" w:hint="default"/>
+        <w:sz w:val="20"/>
+      </w:rPr>
+    </w:lvl>
+    <w:lvl w:ilvl="3" w:tentative="1">
+      <w:start w:val="1"/>
+      <w:numFmt w:val="bullet"/>
+      <w:lvlText w:val=""/>
+      <w:lvlJc w:val="left"/>
+      <w:pPr>
+        <w:tabs>
+          <w:tab w:val="num" w:pos="2880"/>
+        </w:tabs>
+        <w:ind w:left="2880" w:hanging="360"/>
+      </w:pPr>
+      <w:rPr>
+        <w:rFonts w:ascii="Wingdings" w:hAnsi="Wingdings" w:hint="default"/>
+        <w:sz w:val="20"/>
+      </w:rPr>
+    </w:lvl>
+    <w:lvl w:ilvl="4" w:tentative="1">
+      <w:start w:val="1"/>
+      <w:numFmt w:val="bullet"/>
+      <w:lvlText w:val=""/>
+      <w:lvlJc w:val="left"/>
+      <w:pPr>
+        <w:tabs>
+          <w:tab w:val="num" w:pos="3600"/>
+        </w:tabs>
+        <w:ind w:left="3600" w:hanging="360"/>
+      </w:pPr>
+      <w:rPr>
+        <w:rFonts w:ascii="Wingdings" w:hAnsi="Wingdings" w:hint="default"/>
+        <w:sz w:val="20"/>
+      </w:rPr>
+    </w:lvl>
+    <w:lvl w:ilvl="5" w:tentative="1">
+      <w:start w:val="1"/>
+      <w:numFmt w:val="bullet"/>
+      <w:lvlText w:val=""/>
+      <w:lvlJc w:val="left"/>
+      <w:pPr>
+        <w:tabs>
+          <w:tab w:val="num" w:pos="4320"/>
+        </w:tabs>
+        <w:ind w:left="4320" w:hanging="360"/>
+      </w:pPr>
+      <w:rPr>
+        <w:rFonts w:ascii="Wingdings" w:hAnsi="Wingdings" w:hint="default"/>
+        <w:sz w:val="20"/>
+      </w:rPr>
+    </w:lvl>
+    <w:lvl w:ilvl="6" w:tentative="1">
+      <w:start w:val="1"/>
+      <w:numFmt w:val="bullet"/>
+      <w:lvlText w:val=""/>
+      <w:lvlJc w:val="left"/>
+      <w:pPr>
+        <w:tabs>
+          <w:tab w:val="num" w:pos="5040"/>
+        </w:tabs>
+        <w:ind w:left="5040" w:hanging="360"/>
+      </w:pPr>
+      <w:rPr>
+        <w:rFonts w:ascii="Wingdings" w:hAnsi="Wingdings" w:hint="default"/>
+        <w:sz w:val="20"/>
+      </w:rPr>
+    </w:lvl>
+    <w:lvl w:ilvl="7" w:tentative="1">
+      <w:start w:val="1"/>
+      <w:numFmt w:val="bullet"/>
+      <w:lvlText w:val=""/>
+      <w:lvlJc w:val="left"/>
+      <w:pPr>
+        <w:tabs>
+          <w:tab w:val="num" w:pos="5760"/>
+        </w:tabs>
+        <w:ind w:left="5760" w:hanging="360"/>
+      </w:pPr>
+      <w:rPr>
+        <w:rFonts w:ascii="Wingdings" w:hAnsi="Wingdings" w:hint="default"/>
+        <w:sz w:val="20"/>
+      </w:rPr>
+    </w:lvl>
+    <w:lvl w:ilvl="8" w:tentative="1">
+      <w:start w:val="1"/>
+      <w:numFmt w:val="bullet"/>
+      <w:lvlText w:val=""/>
+      <w:lvlJc w:val="left"/>
+      <w:pPr>
+        <w:tabs>
+          <w:tab w:val="num" w:pos="6480"/>
+        </w:tabs>
+        <w:ind w:left="6480" w:hanging="360"/>
+      </w:pPr>
+      <w:rPr>
+        <w:rFonts w:ascii="Wingdings" w:hAnsi="Wingdings" w:hint="default"/>
+        <w:sz w:val="20"/>
+      </w:rPr>
+    </w:lvl>
+  </w:abstractNum>
+  <w:abstractNum w:abstractNumId="1" w15:restartNumberingAfterBreak="0">
+    <w:nsid w:val="24E51BDB"/>
+    <w:multiLevelType w:val="multilevel"/>
+    <w:tmpl w:val="B54CC686"/>
+    <w:lvl w:ilvl="0">
+      <w:start w:val="1"/>
+      <w:numFmt w:val="decimal"/>
+      <w:lvlText w:val="%1."/>
+      <w:lvlJc w:val="left"/>
+      <w:pPr>
+        <w:tabs>
+          <w:tab w:val="num" w:pos="720"/>
+        </w:tabs>
+        <w:ind w:left="720" w:hanging="360"/>
+      </w:pPr>
+    </w:lvl>
+    <w:lvl w:ilvl="1" w:tentative="1">
+      <w:start w:val="1"/>
+      <w:numFmt w:val="decimal"/>
+      <w:lvlText w:val="%2."/>
+      <w:lvlJc w:val="left"/>
+      <w:pPr>
+        <w:tabs>
+          <w:tab w:val="num" w:pos="1440"/>
+        </w:tabs>
+        <w:ind w:left="1440" w:hanging="360"/>
+      </w:pPr>
+    </w:lvl>
+    <w:lvl w:ilvl="2" w:tentative="1">
+      <w:start w:val="1"/>
+      <w:numFmt w:val="decimal"/>
+      <w:lvlText w:val="%3."/>
+      <w:lvlJc w:val="left"/>
+      <w:pPr>
+        <w:tabs>
+          <w:tab w:val="num" w:pos="2160"/>
+        </w:tabs>
+        <w:ind w:left="2160" w:hanging="360"/>
+      </w:pPr>
+    </w:lvl>
+    <w:lvl w:ilvl="3" w:tentative="1">
+      <w:start w:val="1"/>
+      <w:numFmt w:val="decimal"/>
+      <w:lvlText w:val="%4."/>
+      <w:lvlJc w:val="left"/>
+      <w:pPr>
+        <w:tabs>
+          <w:tab w:val="num" w:pos="2880"/>
+        </w:tabs>
+        <w:ind w:left="2880" w:hanging="360"/>
+      </w:pPr>
+    </w:lvl>
+    <w:lvl w:ilvl="4" w:tentative="1">
+      <w:start w:val="1"/>
+      <w:numFmt w:val="decimal"/>
+      <w:lvlText w:val="%5."/>
+      <w:lvlJc w:val="left"/>
+      <w:pPr>
+        <w:tabs>
+          <w:tab w:val="num" w:pos="3600"/>
+        </w:tabs>
+        <w:ind w:left="3600" w:hanging="360"/>
+      </w:pPr>
+    </w:lvl>
+    <w:lvl w:ilvl="5" w:tentative="1">
+      <w:start w:val="1"/>
+      <w:numFmt w:val="decimal"/>
+      <w:lvlText w:val="%6."/>
+      <w:lvlJc w:val="left"/>
+      <w:pPr>
+        <w:tabs>
+          <w:tab w:val="num" w:pos="4320"/>
+        </w:tabs>
+        <w:ind w:left="4320" w:hanging="360"/>
+      </w:pPr>
+    </w:lvl>
+    <w:lvl w:ilvl="6" w:tentative="1">
+      <w:start w:val="1"/>
+      <w:numFmt w:val="decimal"/>
+      <w:lvlText w:val="%7."/>
+      <w:lvlJc w:val="left"/>
+      <w:pPr>
+        <w:tabs>
+          <w:tab w:val="num" w:pos="5040"/>
+        </w:tabs>
+        <w:ind w:left="5040" w:hanging="360"/>
+      </w:pPr>
+    </w:lvl>
+    <w:lvl w:ilvl="7" w:tentative="1">
+      <w:start w:val="1"/>
+      <w:numFmt w:val="decimal"/>
+      <w:lvlText w:val="%8."/>
+      <w:lvlJc w:val="left"/>
+      <w:pPr>
+        <w:tabs>
+          <w:tab w:val="num" w:pos="5760"/>
+        </w:tabs>
+        <w:ind w:left="5760" w:hanging="360"/>
+      </w:pPr>
+    </w:lvl>
+    <w:lvl w:ilvl="8" w:tentative="1">
+      <w:start w:val="1"/>
+      <w:numFmt w:val="decimal"/>
+      <w:lvlText w:val="%9."/>
+      <w:lvlJc w:val="left"/>
+      <w:pPr>
+        <w:tabs>
+          <w:tab w:val="num" w:pos="6480"/>
+        </w:tabs>
+        <w:ind w:left="6480" w:hanging="360"/>
+      </w:pPr>
+    </w:lvl>
+  </w:abstractNum>
+  <w:abstractNum w:abstractNumId="2" w15:restartNumberingAfterBreak="0">
     <w:nsid w:val="2E731F63"/>
     <w:multiLevelType w:val="multilevel"/>
     <w:tmpl w:val="843E9CDA"/>
@@ -1225,7 +1608,7 @@
       </w:rPr>
     </w:lvl>
   </w:abstractNum>
-  <w:abstractNum w:abstractNumId="1" w15:restartNumberingAfterBreak="0">
+  <w:abstractNum w:abstractNumId="3" w15:restartNumberingAfterBreak="0">
     <w:nsid w:val="33A745BC"/>
     <w:multiLevelType w:val="multilevel"/>
     <w:tmpl w:val="237472C4"/>
@@ -1374,7 +1757,156 @@
       </w:rPr>
     </w:lvl>
   </w:abstractNum>
-  <w:abstractNum w:abstractNumId="2" w15:restartNumberingAfterBreak="0">
+  <w:abstractNum w:abstractNumId="4" w15:restartNumberingAfterBreak="0">
+    <w:nsid w:val="38B714E4"/>
+    <w:multiLevelType w:val="multilevel"/>
+    <w:tmpl w:val="43FCAB50"/>
+    <w:lvl w:ilvl="0">
+      <w:start w:val="1"/>
+      <w:numFmt w:val="bullet"/>
+      <w:lvlText w:val=""/>
+      <w:lvlJc w:val="left"/>
+      <w:pPr>
+        <w:tabs>
+          <w:tab w:val="num" w:pos="720"/>
+        </w:tabs>
+        <w:ind w:left="720" w:hanging="360"/>
+      </w:pPr>
+      <w:rPr>
+        <w:rFonts w:ascii="Symbol" w:hAnsi="Symbol" w:hint="default"/>
+        <w:sz w:val="20"/>
+      </w:rPr>
+    </w:lvl>
+    <w:lvl w:ilvl="1" w:tentative="1">
+      <w:start w:val="1"/>
+      <w:numFmt w:val="bullet"/>
+      <w:lvlText w:val="o"/>
+      <w:lvlJc w:val="left"/>
+      <w:pPr>
+        <w:tabs>
+          <w:tab w:val="num" w:pos="1440"/>
+        </w:tabs>
+        <w:ind w:left="1440" w:hanging="360"/>
+      </w:pPr>
+      <w:rPr>
+        <w:rFonts w:ascii="Courier New" w:hAnsi="Courier New" w:hint="default"/>
+        <w:sz w:val="20"/>
+      </w:rPr>
+    </w:lvl>
+    <w:lvl w:ilvl="2" w:tentative="1">
+      <w:start w:val="1"/>
+      <w:numFmt w:val="bullet"/>
+      <w:lvlText w:val=""/>
+      <w:lvlJc w:val="left"/>
+      <w:pPr>
+        <w:tabs>
+          <w:tab w:val="num" w:pos="2160"/>
+        </w:tabs>
+        <w:ind w:left="2160" w:hanging="360"/>
+      </w:pPr>
+      <w:rPr>
+        <w:rFonts w:ascii="Wingdings" w:hAnsi="Wingdings" w:hint="default"/>
+        <w:sz w:val="20"/>
+      </w:rPr>
+    </w:lvl>
+    <w:lvl w:ilvl="3" w:tentative="1">
+      <w:start w:val="1"/>
+      <w:numFmt w:val="bullet"/>
+      <w:lvlText w:val=""/>
+      <w:lvlJc w:val="left"/>
+      <w:pPr>
+        <w:tabs>
+          <w:tab w:val="num" w:pos="2880"/>
+        </w:tabs>
+        <w:ind w:left="2880" w:hanging="360"/>
+      </w:pPr>
+      <w:rPr>
+        <w:rFonts w:ascii="Wingdings" w:hAnsi="Wingdings" w:hint="default"/>
+        <w:sz w:val="20"/>
+      </w:rPr>
+    </w:lvl>
+    <w:lvl w:ilvl="4" w:tentative="1">
+      <w:start w:val="1"/>
+      <w:numFmt w:val="bullet"/>
+      <w:lvlText w:val=""/>
+      <w:lvlJc w:val="left"/>
+      <w:pPr>
+        <w:tabs>
+          <w:tab w:val="num" w:pos="3600"/>
+        </w:tabs>
+        <w:ind w:left="3600" w:hanging="360"/>
+      </w:pPr>
+      <w:rPr>
+        <w:rFonts w:ascii="Wingdings" w:hAnsi="Wingdings" w:hint="default"/>
+        <w:sz w:val="20"/>
+      </w:rPr>
+    </w:lvl>
+    <w:lvl w:ilvl="5" w:tentative="1">
+      <w:start w:val="1"/>
+      <w:numFmt w:val="bullet"/>
+      <w:lvlText w:val=""/>
+      <w:lvlJc w:val="left"/>
+      <w:pPr>
+        <w:tabs>
+          <w:tab w:val="num" w:pos="4320"/>
+        </w:tabs>
+        <w:ind w:left="4320" w:hanging="360"/>
+      </w:pPr>
+      <w:rPr>
+        <w:rFonts w:ascii="Wingdings" w:hAnsi="Wingdings" w:hint="default"/>
+        <w:sz w:val="20"/>
+      </w:rPr>
+    </w:lvl>
+    <w:lvl w:ilvl="6" w:tentative="1">
+      <w:start w:val="1"/>
+      <w:numFmt w:val="bullet"/>
+      <w:lvlText w:val=""/>
+      <w:lvlJc w:val="left"/>
+      <w:pPr>
+        <w:tabs>
+          <w:tab w:val="num" w:pos="5040"/>
+        </w:tabs>
+        <w:ind w:left="5040" w:hanging="360"/>
+      </w:pPr>
+      <w:rPr>
+        <w:rFonts w:ascii="Wingdings" w:hAnsi="Wingdings" w:hint="default"/>
+        <w:sz w:val="20"/>
+      </w:rPr>
+    </w:lvl>
+    <w:lvl w:ilvl="7" w:tentative="1">
+      <w:start w:val="1"/>
+      <w:numFmt w:val="bullet"/>
+      <w:lvlText w:val=""/>
+      <w:lvlJc w:val="left"/>
+      <w:pPr>
+        <w:tabs>
+          <w:tab w:val="num" w:pos="5760"/>
+        </w:tabs>
+        <w:ind w:left="5760" w:hanging="360"/>
+      </w:pPr>
+      <w:rPr>
+        <w:rFonts w:ascii="Wingdings" w:hAnsi="Wingdings" w:hint="default"/>
+        <w:sz w:val="20"/>
+      </w:rPr>
+    </w:lvl>
+    <w:lvl w:ilvl="8" w:tentative="1">
+      <w:start w:val="1"/>
+      <w:numFmt w:val="bullet"/>
+      <w:lvlText w:val=""/>
+      <w:lvlJc w:val="left"/>
+      <w:pPr>
+        <w:tabs>
+          <w:tab w:val="num" w:pos="6480"/>
+        </w:tabs>
+        <w:ind w:left="6480" w:hanging="360"/>
+      </w:pPr>
+      <w:rPr>
+        <w:rFonts w:ascii="Wingdings" w:hAnsi="Wingdings" w:hint="default"/>
+        <w:sz w:val="20"/>
+      </w:rPr>
+    </w:lvl>
+  </w:abstractNum>
+  <w:abstractNum w:abstractNumId="5" w15:restartNumberingAfterBreak="0">
     <w:nsid w:val="3F264437"/>
     <w:multiLevelType w:val="multilevel"/>
     <w:tmpl w:val="65529342"/>
@@ -1523,7 +2055,305 @@
       </w:rPr>
     </w:lvl>
   </w:abstractNum>
-  <w:abstractNum w:abstractNumId="3" w15:restartNumberingAfterBreak="0">
+  <w:abstractNum w:abstractNumId="6" w15:restartNumberingAfterBreak="0">
+    <w:nsid w:val="47AC48B8"/>
+    <w:multiLevelType w:val="multilevel"/>
+    <w:tmpl w:val="0F2ED65C"/>
+    <w:lvl w:ilvl="0">
+      <w:start w:val="1"/>
+      <w:numFmt w:val="bullet"/>
+      <w:lvlText w:val=""/>
+      <w:lvlJc w:val="left"/>
+      <w:pPr>
+        <w:tabs>
+          <w:tab w:val="num" w:pos="720"/>
+        </w:tabs>
+        <w:ind w:left="720" w:hanging="360"/>
+      </w:pPr>
+      <w:rPr>
+        <w:rFonts w:ascii="Symbol" w:hAnsi="Symbol" w:hint="default"/>
+        <w:sz w:val="20"/>
+      </w:rPr>
+    </w:lvl>
+    <w:lvl w:ilvl="1" w:tentative="1">
+      <w:start w:val="1"/>
+      <w:numFmt w:val="bullet"/>
+      <w:lvlText w:val="o"/>
+      <w:lvlJc w:val="left"/>
+      <w:pPr>
+        <w:tabs>
+          <w:tab w:val="num" w:pos="1440"/>
+        </w:tabs>
+        <w:ind w:left="1440" w:hanging="360"/>
+      </w:pPr>
+      <w:rPr>
+        <w:rFonts w:ascii="Courier New" w:hAnsi="Courier New" w:hint="default"/>
+        <w:sz w:val="20"/>
+      </w:rPr>
+    </w:lvl>
+    <w:lvl w:ilvl="2" w:tentative="1">
+      <w:start w:val="1"/>
+      <w:numFmt w:val="bullet"/>
+      <w:lvlText w:val=""/>
+      <w:lvlJc w:val="left"/>
+      <w:pPr>
+        <w:tabs>
+          <w:tab w:val="num" w:pos="2160"/>
+        </w:tabs>
+        <w:ind w:left="2160" w:hanging="360"/>
+      </w:pPr>
+      <w:rPr>
+        <w:rFonts w:ascii="Wingdings" w:hAnsi="Wingdings" w:hint="default"/>
+        <w:sz w:val="20"/>
+      </w:rPr>
+    </w:lvl>
+    <w:lvl w:ilvl="3" w:tentative="1">
+      <w:start w:val="1"/>
+      <w:numFmt w:val="bullet"/>
+      <w:lvlText w:val=""/>
+      <w:lvlJc w:val="left"/>
+      <w:pPr>
+        <w:tabs>
+          <w:tab w:val="num" w:pos="2880"/>
+        </w:tabs>
+        <w:ind w:left="2880" w:hanging="360"/>
+      </w:pPr>
+      <w:rPr>
+        <w:rFonts w:ascii="Wingdings" w:hAnsi="Wingdings" w:hint="default"/>
+        <w:sz w:val="20"/>
+      </w:rPr>
+    </w:lvl>
+    <w:lvl w:ilvl="4" w:tentative="1">
+      <w:start w:val="1"/>
+      <w:numFmt w:val="bullet"/>
+      <w:lvlText w:val=""/>
+      <w:lvlJc w:val="left"/>
+      <w:pPr>
+        <w:tabs>
+          <w:tab w:val="num" w:pos="3600"/>
+        </w:tabs>
+        <w:ind w:left="3600" w:hanging="360"/>
+      </w:pPr>
+      <w:rPr>
+        <w:rFonts w:ascii="Wingdings" w:hAnsi="Wingdings" w:hint="default"/>
+        <w:sz w:val="20"/>
+      </w:rPr>
+    </w:lvl>
+    <w:lvl w:ilvl="5" w:tentative="1">
+      <w:start w:val="1"/>
+      <w:numFmt w:val="bullet"/>
+      <w:lvlText w:val=""/>
+      <w:lvlJc w:val="left"/>
+      <w:pPr>
+        <w:tabs>
+          <w:tab w:val="num" w:pos="4320"/>
+        </w:tabs>
+        <w:ind w:left="4320" w:hanging="360"/>
+      </w:pPr>
+      <w:rPr>
+        <w:rFonts w:ascii="Wingdings" w:hAnsi="Wingdings" w:hint="default"/>
+        <w:sz w:val="20"/>
+      </w:rPr>
+    </w:lvl>
+    <w:lvl w:ilvl="6" w:tentative="1">
+      <w:start w:val="1"/>
+      <w:numFmt w:val="bullet"/>
+      <w:lvlText w:val=""/>
+      <w:lvlJc w:val="left"/>
+      <w:pPr>
+        <w:tabs>
+          <w:tab w:val="num" w:pos="5040"/>
+        </w:tabs>
+        <w:ind w:left="5040" w:hanging="360"/>
+      </w:pPr>
+      <w:rPr>
+        <w:rFonts w:ascii="Wingdings" w:hAnsi="Wingdings" w:hint="default"/>
+        <w:sz w:val="20"/>
+      </w:rPr>
+    </w:lvl>
+    <w:lvl w:ilvl="7" w:tentative="1">
+      <w:start w:val="1"/>
+      <w:numFmt w:val="bullet"/>
+      <w:lvlText w:val=""/>
+      <w:lvlJc w:val="left"/>
+      <w:pPr>
+        <w:tabs>
+          <w:tab w:val="num" w:pos="5760"/>
+        </w:tabs>
+        <w:ind w:left="5760" w:hanging="360"/>
+      </w:pPr>
+      <w:rPr>
+        <w:rFonts w:ascii="Wingdings" w:hAnsi="Wingdings" w:hint="default"/>
+        <w:sz w:val="20"/>
+      </w:rPr>
+    </w:lvl>
+    <w:lvl w:ilvl="8" w:tentative="1">
+      <w:start w:val="1"/>
+      <w:numFmt w:val="bullet"/>
+      <w:lvlText w:val=""/>
+      <w:lvlJc w:val="left"/>
+      <w:pPr>
+        <w:tabs>
+          <w:tab w:val="num" w:pos="6480"/>
+        </w:tabs>
+        <w:ind w:left="6480" w:hanging="360"/>
+      </w:pPr>
+      <w:rPr>
+        <w:rFonts w:ascii="Wingdings" w:hAnsi="Wingdings" w:hint="default"/>
+        <w:sz w:val="20"/>
+      </w:rPr>
+    </w:lvl>
+  </w:abstractNum>
+  <w:abstractNum w:abstractNumId="7" w15:restartNumberingAfterBreak="0">
+    <w:nsid w:val="6622798E"/>
+    <w:multiLevelType w:val="multilevel"/>
+    <w:tmpl w:val="1738FC7C"/>
+    <w:lvl w:ilvl="0">
+      <w:start w:val="1"/>
+      <w:numFmt w:val="bullet"/>
+      <w:lvlText w:val=""/>
+      <w:lvlJc w:val="left"/>
+      <w:pPr>
+        <w:tabs>
+          <w:tab w:val="num" w:pos="720"/>
+        </w:tabs>
+        <w:ind w:left="720" w:hanging="360"/>
+      </w:pPr>
+      <w:rPr>
+        <w:rFonts w:ascii="Symbol" w:hAnsi="Symbol" w:hint="default"/>
+        <w:sz w:val="20"/>
+      </w:rPr>
+    </w:lvl>
+    <w:lvl w:ilvl="1" w:tentative="1">
+      <w:start w:val="1"/>
+      <w:numFmt w:val="bullet"/>
+      <w:lvlText w:val="o"/>
+      <w:lvlJc w:val="left"/>
+      <w:pPr>
+        <w:tabs>
+          <w:tab w:val="num" w:pos="1440"/>
+        </w:tabs>
+        <w:ind w:left="1440" w:hanging="360"/>
+      </w:pPr>
+      <w:rPr>
+        <w:rFonts w:ascii="Courier New" w:hAnsi="Courier New" w:hint="default"/>
+        <w:sz w:val="20"/>
+      </w:rPr>
+    </w:lvl>
+    <w:lvl w:ilvl="2" w:tentative="1">
+      <w:start w:val="1"/>
+      <w:numFmt w:val="bullet"/>
+      <w:lvlText w:val=""/>
+      <w:lvlJc w:val="left"/>
+      <w:pPr>
+        <w:tabs>
+          <w:tab w:val="num" w:pos="2160"/>
+        </w:tabs>
+        <w:ind w:left="2160" w:hanging="360"/>
+      </w:pPr>
+      <w:rPr>
+        <w:rFonts w:ascii="Wingdings" w:hAnsi="Wingdings" w:hint="default"/>
+        <w:sz w:val="20"/>
+      </w:rPr>
+    </w:lvl>
+    <w:lvl w:ilvl="3" w:tentative="1">
+      <w:start w:val="1"/>
+      <w:numFmt w:val="bullet"/>
+      <w:lvlText w:val=""/>
+      <w:lvlJc w:val="left"/>
+      <w:pPr>
+        <w:tabs>
+          <w:tab w:val="num" w:pos="2880"/>
+        </w:tabs>
+        <w:ind w:left="2880" w:hanging="360"/>
+      </w:pPr>
+      <w:rPr>
+        <w:rFonts w:ascii="Wingdings" w:hAnsi="Wingdings" w:hint="default"/>
+        <w:sz w:val="20"/>
+      </w:rPr>
+    </w:lvl>
+    <w:lvl w:ilvl="4" w:tentative="1">
+      <w:start w:val="1"/>
+      <w:numFmt w:val="bullet"/>
+      <w:lvlText w:val=""/>
+      <w:lvlJc w:val="left"/>
+      <w:pPr>
+        <w:tabs>
+          <w:tab w:val="num" w:pos="3600"/>
+        </w:tabs>
+        <w:ind w:left="3600" w:hanging="360"/>
+      </w:pPr>
+      <w:rPr>
+        <w:rFonts w:ascii="Wingdings" w:hAnsi="Wingdings" w:hint="default"/>
+        <w:sz w:val="20"/>
+      </w:rPr>
+    </w:lvl>
+    <w:lvl w:ilvl="5" w:tentative="1">
+      <w:start w:val="1"/>
+      <w:numFmt w:val="bullet"/>
+      <w:lvlText w:val=""/>
+      <w:lvlJc w:val="left"/>
+      <w:pPr>
+        <w:tabs>
+          <w:tab w:val="num" w:pos="4320"/>
+        </w:tabs>
+        <w:ind w:left="4320" w:hanging="360"/>
+      </w:pPr>
+      <w:rPr>
+        <w:rFonts w:ascii="Wingdings" w:hAnsi="Wingdings" w:hint="default"/>
+        <w:sz w:val="20"/>
+      </w:rPr>
+    </w:lvl>
+    <w:lvl w:ilvl="6" w:tentative="1">
+      <w:start w:val="1"/>
+      <w:numFmt w:val="bullet"/>
+      <w:lvlText w:val=""/>
+      <w:lvlJc w:val="left"/>
+      <w:pPr>
+        <w:tabs>
+          <w:tab w:val="num" w:pos="5040"/>
+        </w:tabs>
+        <w:ind w:left="5040" w:hanging="360"/>
+      </w:pPr>
+      <w:rPr>
+        <w:rFonts w:ascii="Wingdings" w:hAnsi="Wingdings" w:hint="default"/>
+        <w:sz w:val="20"/>
+      </w:rPr>
+    </w:lvl>
+    <w:lvl w:ilvl="7" w:tentative="1">
+      <w:start w:val="1"/>
+      <w:numFmt w:val="bullet"/>
+      <w:lvlText w:val=""/>
+      <w:lvlJc w:val="left"/>
+      <w:pPr>
+        <w:tabs>
+          <w:tab w:val="num" w:pos="5760"/>
+        </w:tabs>
+        <w:ind w:left="5760" w:hanging="360"/>
+      </w:pPr>
+      <w:rPr>
+        <w:rFonts w:ascii="Wingdings" w:hAnsi="Wingdings" w:hint="default"/>
+        <w:sz w:val="20"/>
+      </w:rPr>
+    </w:lvl>
+    <w:lvl w:ilvl="8" w:tentative="1">
+      <w:start w:val="1"/>
+      <w:numFmt w:val="bullet"/>
+      <w:lvlText w:val=""/>
+      <w:lvlJc w:val="left"/>
+      <w:pPr>
+        <w:tabs>
+          <w:tab w:val="num" w:pos="6480"/>
+        </w:tabs>
+        <w:ind w:left="6480" w:hanging="360"/>
+      </w:pPr>
+      <w:rPr>
+        <w:rFonts w:ascii="Wingdings" w:hAnsi="Wingdings" w:hint="default"/>
+        <w:sz w:val="20"/>
+      </w:rPr>
+    </w:lvl>
+  </w:abstractNum>
+  <w:abstractNum w:abstractNumId="8" w15:restartNumberingAfterBreak="0">
     <w:nsid w:val="6BFC7B03"/>
     <w:multiLevelType w:val="multilevel"/>
     <w:tmpl w:val="05D4D5C0"/>
@@ -1672,7 +2502,7 @@
       </w:rPr>
     </w:lvl>
   </w:abstractNum>
-  <w:abstractNum w:abstractNumId="4" w15:restartNumberingAfterBreak="0">
+  <w:abstractNum w:abstractNumId="9" w15:restartNumberingAfterBreak="0">
     <w:nsid w:val="71B626C7"/>
     <w:multiLevelType w:val="multilevel"/>
     <w:tmpl w:val="ACDAD1F0"/>
@@ -1822,19 +2652,34 @@
     </w:lvl>
   </w:abstractNum>
   <w:num w:numId="1" w16cid:durableId="585265642">
-    <w:abstractNumId w:val="1"/>
+    <w:abstractNumId w:val="3"/>
   </w:num>
   <w:num w:numId="2" w16cid:durableId="1130056779">
+    <w:abstractNumId w:val="9"/>
+  </w:num>
+  <w:num w:numId="3" w16cid:durableId="1573198624">
+    <w:abstractNumId w:val="5"/>
+  </w:num>
+  <w:num w:numId="4" w16cid:durableId="1369650086">
+    <w:abstractNumId w:val="8"/>
+  </w:num>
+  <w:num w:numId="5" w16cid:durableId="11998458">
+    <w:abstractNumId w:val="2"/>
+  </w:num>
+  <w:num w:numId="6" w16cid:durableId="483857987">
+    <w:abstractNumId w:val="6"/>
+  </w:num>
+  <w:num w:numId="7" w16cid:durableId="1576746231">
     <w:abstractNumId w:val="4"/>
   </w:num>
-  <w:num w:numId="3" w16cid:durableId="1573198624">
-    <w:abstractNumId w:val="2"/>
+  <w:num w:numId="8" w16cid:durableId="1832982887">
+    <w:abstractNumId w:val="7"/>
   </w:num>
-  <w:num w:numId="4" w16cid:durableId="1369650086">
-    <w:abstractNumId w:val="3"/>
+  <w:num w:numId="9" w16cid:durableId="717437339">
+    <w:abstractNumId w:val="0"/>
   </w:num>
-  <w:num w:numId="5" w16cid:durableId="11998458">
-    <w:abstractNumId w:val="0"/>
+  <w:num w:numId="10" w16cid:durableId="1315328557">
+    <w:abstractNumId w:val="1"/>
   </w:num>
 </w:numbering>
 </file>
